--- a/lessons/7-3/downloads/7-3-notes-teacher-l2.docx
+++ b/lessons/7-3/downloads/7-3-notes-teacher-l2.docx
@@ -1314,7 +1314,7 @@
                 <w:sz w:val="21"/>
                 <w:szCs w:val="21"/>
               </w:rPr>
-              <w:t xml:space="preserve">Any number that can be written as a fraction, including whole numbers, decimals, and negatives.</w:t>
+              <w:t xml:space="preserve">A number that can be written as a fraction of two integers, with a bottom number that is not zero.</w:t>
             </w:r>
           </w:p>
           <w:p>
@@ -1339,7 +1339,7 @@
                 <w:sz w:val="18"/>
                 <w:szCs w:val="18"/>
               </w:rPr>
-              <w:t xml:space="preserve">−2.5, 3/4, and −4 are all rational numbers</w:t>
+              <w:t xml:space="preserve">−1/2, 0 and 5/4 each sit at one exact point.</w:t>
             </w:r>
           </w:p>
         </w:tc>
@@ -1703,21 +1703,7 @@
           <w:sz w:val="22"/>
           <w:szCs w:val="22"/>
         </w:rPr>
-        <w:t xml:space="preserve">Any number that can be written as a fraction is a </w:t>
-      </w:r>
-      <w:r>
-        <w:rPr>
-          <w:sz w:val="22"/>
-          <w:szCs w:val="22"/>
-        </w:rPr>
-        <w:t xml:space="preserve">________________</w:t>
-      </w:r>
-      <w:r>
-        <w:rPr>
-          <w:sz w:val="22"/>
-          <w:szCs w:val="22"/>
-        </w:rPr>
-        <w:t xml:space="preserve"> </w:t>
+        <w:t xml:space="preserve">A number you can write as a fraction of two integers, with a bottom number that is not zero, is a </w:t>
       </w:r>
       <w:r>
         <w:rPr>
@@ -1753,47 +1739,6 @@
           <w:szCs w:val="30"/>
         </w:rPr>
         <w:t xml:space="preserve">Write About the Math</w:t>
-      </w:r>
-    </w:p>
-    <w:p>
-      <w:pPr>
-        <w:spacing w:after="100"/>
-      </w:pPr>
-      <w:r>
-        <w:rPr>
-          <w:i/>
-          <w:iCs/>
-          <w:color w:val="5F6F80"/>
-          <w:sz w:val="19"/>
-          <w:szCs w:val="19"/>
-        </w:rPr>
-        <w:t xml:space="preserve">Use the support level you need. Every level answers the same math question.</w:t>
-      </w:r>
-    </w:p>
-    <w:p>
-      <w:pPr>
-        <w:pStyle w:val="Heading2"/>
-        <w:spacing w:after="80" w:before="180"/>
-      </w:pPr>
-      <w:r>
-        <w:rPr>
-          <w:b/>
-          <w:bCs/>
-          <w:color w:val="12355B"/>
-          <w:sz w:val="24"/>
-          <w:szCs w:val="24"/>
-        </w:rPr>
-        <w:t xml:space="preserve">1. Understand the Question</w:t>
-      </w:r>
-      <w:r>
-        <w:rPr>
-          <w:i/>
-          <w:iCs/>
-          <w:color w:val="B97A12"/>
-          <w:sz w:val="19"/>
-          <w:szCs w:val="19"/>
-        </w:rPr>
-        <w:t xml:space="preserve">   compare</w:t>
       </w:r>
     </w:p>
     <w:tbl>
@@ -1834,344 +1779,6 @@
               </w:rPr>
               <w:t xml:space="preserve">How does absolute value help the rescue team compare the submarine and helicopter positions?</w:t>
             </w:r>
-          </w:p>
-          <w:p>
-            <w:pPr>
-              <w:spacing w:after="0"/>
-            </w:pPr>
-            <w:r>
-              <w:rPr>
-                <w:b/>
-                <w:bCs/>
-                <w:color w:val="12355B"/>
-                <w:sz w:val="20"/>
-                <w:szCs w:val="20"/>
-              </w:rPr>
-              <w:t xml:space="preserve">Your job:  </w:t>
-            </w:r>
-            <w:r>
-              <w:rPr>
-                <w:sz w:val="20"/>
-                <w:szCs w:val="20"/>
-              </w:rPr>
-              <w:t xml:space="preserve">Answer the question. Use math evidence. Explain how the evidence proves your answer.</w:t>
-            </w:r>
-            <w:r>
-              <w:rPr>
-                <w:i/>
-                <w:iCs/>
-                <w:color w:val="5F6F80"/>
-                <w:sz w:val="18"/>
-                <w:szCs w:val="18"/>
-              </w:rPr>
-              <w:br/>
-              <w:t xml:space="preserve">Responde la pregunta. Usa evidencia matemática. Explica cómo la evidencia demuestra tu respuesta.</w:t>
-            </w:r>
-          </w:p>
-        </w:tc>
-      </w:tr>
-    </w:tbl>
-    <w:p>
-      <w:pPr>
-        <w:pStyle w:val="Heading2"/>
-        <w:spacing w:after="80" w:before="180"/>
-      </w:pPr>
-      <w:r>
-        <w:rPr>
-          <w:b/>
-          <w:bCs/>
-          <w:color w:val="12355B"/>
-          <w:sz w:val="24"/>
-          <w:szCs w:val="24"/>
-        </w:rPr>
-        <w:t xml:space="preserve">2. Plan Your Math Words</w:t>
-      </w:r>
-      <w:r>
-        <w:rPr>
-          <w:i/>
-          <w:iCs/>
-          <w:color w:val="1FA6A2"/>
-          <w:sz w:val="19"/>
-          <w:szCs w:val="19"/>
-        </w:rPr>
-        <w:t xml:space="preserve">   check at least two</w:t>
-      </w:r>
-    </w:p>
-    <w:p>
-      <w:pPr>
-        <w:spacing w:after="60"/>
-      </w:pPr>
-      <w:r>
-        <w:rPr>
-          <w:b/>
-          <w:bCs/>
-          <w:color w:val="1FA6A2"/>
-          <w:sz w:val="22"/>
-          <w:szCs w:val="22"/>
-        </w:rPr>
-        <w:t xml:space="preserve">☐  </w:t>
-      </w:r>
-      <w:r>
-        <w:rPr>
-          <w:b/>
-          <w:bCs/>
-          <w:color w:val="12355B"/>
-          <w:sz w:val="20"/>
-          <w:szCs w:val="20"/>
-        </w:rPr>
-        <w:t xml:space="preserve">Integers and Absolute Value — </w:t>
-      </w:r>
-      <w:r>
-        <w:rPr>
-          <w:sz w:val="20"/>
-          <w:szCs w:val="20"/>
-        </w:rPr>
-        <w:t xml:space="preserve">Integers are whole numbers and their opposites; absolute value is their distance from zero.</w:t>
-      </w:r>
-      <w:r>
-        <w:rPr>
-          <w:i/>
-          <w:iCs/>
-          <w:color w:val="5F6F80"/>
-          <w:sz w:val="18"/>
-          <w:szCs w:val="18"/>
-        </w:rPr>
-        <w:br/>
-        <w:t xml:space="preserve">Enteros y valor absoluto — Los enteros son números enteros y sus opuestos; el valor absoluto es su distancia desde cero.</w:t>
-      </w:r>
-    </w:p>
-    <w:p>
-      <w:pPr>
-        <w:spacing w:after="60"/>
-      </w:pPr>
-      <w:r>
-        <w:rPr>
-          <w:b/>
-          <w:bCs/>
-          <w:color w:val="1FA6A2"/>
-          <w:sz w:val="22"/>
-          <w:szCs w:val="22"/>
-        </w:rPr>
-        <w:t xml:space="preserve">☐  </w:t>
-      </w:r>
-      <w:r>
-        <w:rPr>
-          <w:b/>
-          <w:bCs/>
-          <w:color w:val="12355B"/>
-          <w:sz w:val="20"/>
-          <w:szCs w:val="20"/>
-        </w:rPr>
-        <w:t xml:space="preserve">Integer — </w:t>
-      </w:r>
-      <w:r>
-        <w:rPr>
-          <w:sz w:val="20"/>
-          <w:szCs w:val="20"/>
-        </w:rPr>
-        <w:t xml:space="preserve">Whole numbers and their opposites, like -2, -1, 0, 1, 2.</w:t>
-      </w:r>
-      <w:r>
-        <w:rPr>
-          <w:i/>
-          <w:iCs/>
-          <w:color w:val="5F6F80"/>
-          <w:sz w:val="18"/>
-          <w:szCs w:val="18"/>
-        </w:rPr>
-        <w:br/>
-        <w:t xml:space="preserve">Número entero — Un número entero que puede ser positivo, negativo o cero.</w:t>
-      </w:r>
-    </w:p>
-    <w:p>
-      <w:pPr>
-        <w:spacing w:after="60"/>
-      </w:pPr>
-      <w:r>
-        <w:rPr>
-          <w:b/>
-          <w:bCs/>
-          <w:color w:val="1FA6A2"/>
-          <w:sz w:val="22"/>
-          <w:szCs w:val="22"/>
-        </w:rPr>
-        <w:t xml:space="preserve">☐  </w:t>
-      </w:r>
-      <w:r>
-        <w:rPr>
-          <w:b/>
-          <w:bCs/>
-          <w:color w:val="12355B"/>
-          <w:sz w:val="20"/>
-          <w:szCs w:val="20"/>
-        </w:rPr>
-        <w:t xml:space="preserve">Positive — </w:t>
-      </w:r>
-      <w:r>
-        <w:rPr>
-          <w:sz w:val="20"/>
-          <w:szCs w:val="20"/>
-        </w:rPr>
-        <w:t xml:space="preserve">A number bigger than zero, to the right of zero on a number line.</w:t>
-      </w:r>
-      <w:r>
-        <w:rPr>
-          <w:i/>
-          <w:iCs/>
-          <w:color w:val="5F6F80"/>
-          <w:sz w:val="18"/>
-          <w:szCs w:val="18"/>
-        </w:rPr>
-        <w:br/>
-        <w:t xml:space="preserve">Positivo — Un número mayor que cero, a la derecha del cero en la recta numérica.</w:t>
-      </w:r>
-    </w:p>
-    <w:p>
-      <w:pPr>
-        <w:spacing w:after="60"/>
-      </w:pPr>
-      <w:r>
-        <w:rPr>
-          <w:b/>
-          <w:bCs/>
-          <w:color w:val="1FA6A2"/>
-          <w:sz w:val="22"/>
-          <w:szCs w:val="22"/>
-        </w:rPr>
-        <w:t xml:space="preserve">☐  </w:t>
-      </w:r>
-      <w:r>
-        <w:rPr>
-          <w:b/>
-          <w:bCs/>
-          <w:color w:val="12355B"/>
-          <w:sz w:val="20"/>
-          <w:szCs w:val="20"/>
-        </w:rPr>
-        <w:t xml:space="preserve">Negative — </w:t>
-      </w:r>
-      <w:r>
-        <w:rPr>
-          <w:sz w:val="20"/>
-          <w:szCs w:val="20"/>
-        </w:rPr>
-        <w:t xml:space="preserve">A number smaller than zero, to the left of zero on a number line.</w:t>
-      </w:r>
-      <w:r>
-        <w:rPr>
-          <w:i/>
-          <w:iCs/>
-          <w:color w:val="5F6F80"/>
-          <w:sz w:val="18"/>
-          <w:szCs w:val="18"/>
-        </w:rPr>
-        <w:br/>
-        <w:t xml:space="preserve">Negativo — Un número menor que cero, a la izquierda del cero en la recta numérica.</w:t>
-      </w:r>
-    </w:p>
-    <w:p>
-      <w:pPr>
-        <w:spacing w:after="60"/>
-      </w:pPr>
-      <w:r>
-        <w:rPr>
-          <w:b/>
-          <w:bCs/>
-          <w:color w:val="1FA6A2"/>
-          <w:sz w:val="22"/>
-          <w:szCs w:val="22"/>
-        </w:rPr>
-        <w:t xml:space="preserve">☐  </w:t>
-      </w:r>
-      <w:r>
-        <w:rPr>
-          <w:b/>
-          <w:bCs/>
-          <w:color w:val="12355B"/>
-          <w:sz w:val="20"/>
-          <w:szCs w:val="20"/>
-        </w:rPr>
-        <w:t xml:space="preserve">Absolute value — </w:t>
-      </w:r>
-      <w:r>
-        <w:rPr>
-          <w:sz w:val="20"/>
-          <w:szCs w:val="20"/>
-        </w:rPr>
-        <w:t xml:space="preserve">How far a number is from zero. It is never negative.</w:t>
-      </w:r>
-      <w:r>
-        <w:rPr>
-          <w:i/>
-          <w:iCs/>
-          <w:color w:val="5F6F80"/>
-          <w:sz w:val="18"/>
-          <w:szCs w:val="18"/>
-        </w:rPr>
-        <w:br/>
-        <w:t xml:space="preserve">Valor absoluto — Qué tan lejos está un número de cero. Nunca es negativo.</w:t>
-      </w:r>
-    </w:p>
-    <w:tbl>
-      <w:tblPr>
-        <w:tblW w:type="pct" w:w="100%"/>
-        <w:tblBorders>
-          <w:top w:val="single" w:color="1FA6A2" w:sz="8"/>
-          <w:left w:val="single" w:color="1FA6A2" w:sz="8"/>
-          <w:bottom w:val="single" w:color="1FA6A2" w:sz="8"/>
-          <w:right w:val="single" w:color="1FA6A2" w:sz="8"/>
-          <w:insideH w:val="single" w:color="auto" w:sz="4"/>
-          <w:insideV w:val="single" w:color="auto" w:sz="4"/>
-        </w:tblBorders>
-      </w:tblPr>
-      <w:tblGrid>
-        <w:gridCol w:w="100"/>
-      </w:tblGrid>
-      <w:tr>
-        <w:tc>
-          <w:tcPr>
-            <w:shd w:fill="F7FFFD" w:color="auto" w:val="clear"/>
-            <w:tcMar>
-              <w:top w:type="dxa" w:w="120"/>
-              <w:left w:type="dxa" w:w="180"/>
-              <w:bottom w:type="dxa" w:w="120"/>
-              <w:right w:type="dxa" w:w="180"/>
-            </w:tcMar>
-          </w:tcPr>
-          <w:p>
-            <w:pPr>
-              <w:spacing w:after="50"/>
-            </w:pPr>
-            <w:r>
-              <w:rPr>
-                <w:b/>
-                <w:bCs/>
-                <w:color w:val="1FA6A2"/>
-                <w:sz w:val="20"/>
-                <w:szCs w:val="20"/>
-              </w:rPr>
-              <w:t xml:space="preserve">Say it first:  </w:t>
-            </w:r>
-            <w:r>
-              <w:rPr>
-                <w:sz w:val="20"/>
-                <w:szCs w:val="20"/>
-              </w:rPr>
-              <w:t xml:space="preserve">Say your idea to a partner or quietly to yourself before you write.</w:t>
-            </w:r>
-          </w:p>
-          <w:p>
-            <w:pPr>
-              <w:spacing w:after="60"/>
-            </w:pPr>
-            <w:r>
-              <w:rPr>
-                <w:color w:val="1A2733"/>
-                <w:sz w:val="21"/>
-                <w:szCs w:val="21"/>
-              </w:rPr>
-              <w:t xml:space="preserve">The submarine is at ___ meters, and its absolute value is ___ because ___. The helicopter is at ___ meters, and its absolute value is ___. Absolute value helps the rescue team because ___.</w:t>
-            </w:r>
             <w:r>
               <w:rPr>
                 <w:i/>
@@ -2181,7 +1788,7 @@
                 <w:szCs w:val="19"/>
               </w:rPr>
               <w:br/>
-              <w:t xml:space="preserve">Di tu respuesta primero: Mi respuesta es ___ porque ___.</w:t>
+              <w:t xml:space="preserve">¿Cómo ayuda el valor absoluto al equipo de rescate a comparar las posiciones del submarino y del helicóptero?</w:t>
             </w:r>
           </w:p>
         </w:tc>
@@ -2189,28 +1796,192 @@
     </w:tbl>
     <w:p>
       <w:pPr>
-        <w:pStyle w:val="Heading2"/>
-        <w:spacing w:after="80" w:before="180"/>
-      </w:pPr>
-      <w:r>
-        <w:rPr>
-          <w:b/>
-          <w:bCs/>
-          <w:color w:val="12355B"/>
-          <w:sz w:val="24"/>
-          <w:szCs w:val="24"/>
-        </w:rPr>
-        <w:t xml:space="preserve">3. Build Your Explanation</w:t>
-      </w:r>
+        <w:spacing w:after="100"/>
+      </w:pPr>
       <w:r>
         <w:rPr>
           <w:i/>
           <w:iCs/>
-          <w:color w:val="B97A12"/>
+          <w:color w:val="5F6F80"/>
           <w:sz w:val="19"/>
           <w:szCs w:val="19"/>
         </w:rPr>
-        <w:t xml:space="preserve">   choose your support</w:t>
+        <w:t xml:space="preserve">Say your answer to a partner first. Then write it, using at least two of these words:</w:t>
+      </w:r>
+    </w:p>
+    <w:p>
+      <w:pPr>
+        <w:spacing w:after="40"/>
+      </w:pPr>
+      <w:r>
+        <w:rPr>
+          <w:b/>
+          <w:bCs/>
+          <w:color w:val="1FA6A2"/>
+          <w:sz w:val="22"/>
+          <w:szCs w:val="22"/>
+        </w:rPr>
+        <w:t xml:space="preserve">☐  </w:t>
+      </w:r>
+      <w:r>
+        <w:rPr>
+          <w:b/>
+          <w:bCs/>
+          <w:color w:val="12355B"/>
+          <w:sz w:val="20"/>
+          <w:szCs w:val="20"/>
+        </w:rPr>
+        <w:t xml:space="preserve">Integer</w:t>
+      </w:r>
+      <w:r>
+        <w:rPr>
+          <w:i/>
+          <w:iCs/>
+          <w:color w:val="5F6F80"/>
+          <w:sz w:val="18"/>
+          <w:szCs w:val="18"/>
+        </w:rPr>
+        <w:t xml:space="preserve">  ·  Número entero</w:t>
+      </w:r>
+    </w:p>
+    <w:p>
+      <w:pPr>
+        <w:spacing w:after="40"/>
+      </w:pPr>
+      <w:r>
+        <w:rPr>
+          <w:b/>
+          <w:bCs/>
+          <w:color w:val="1FA6A2"/>
+          <w:sz w:val="22"/>
+          <w:szCs w:val="22"/>
+        </w:rPr>
+        <w:t xml:space="preserve">☐  </w:t>
+      </w:r>
+      <w:r>
+        <w:rPr>
+          <w:b/>
+          <w:bCs/>
+          <w:color w:val="12355B"/>
+          <w:sz w:val="20"/>
+          <w:szCs w:val="20"/>
+        </w:rPr>
+        <w:t xml:space="preserve">Positive</w:t>
+      </w:r>
+      <w:r>
+        <w:rPr>
+          <w:i/>
+          <w:iCs/>
+          <w:color w:val="5F6F80"/>
+          <w:sz w:val="18"/>
+          <w:szCs w:val="18"/>
+        </w:rPr>
+        <w:t xml:space="preserve">  ·  Positivo</w:t>
+      </w:r>
+    </w:p>
+    <w:p>
+      <w:pPr>
+        <w:spacing w:after="40"/>
+      </w:pPr>
+      <w:r>
+        <w:rPr>
+          <w:b/>
+          <w:bCs/>
+          <w:color w:val="1FA6A2"/>
+          <w:sz w:val="22"/>
+          <w:szCs w:val="22"/>
+        </w:rPr>
+        <w:t xml:space="preserve">☐  </w:t>
+      </w:r>
+      <w:r>
+        <w:rPr>
+          <w:b/>
+          <w:bCs/>
+          <w:color w:val="12355B"/>
+          <w:sz w:val="20"/>
+          <w:szCs w:val="20"/>
+        </w:rPr>
+        <w:t xml:space="preserve">Negative</w:t>
+      </w:r>
+      <w:r>
+        <w:rPr>
+          <w:i/>
+          <w:iCs/>
+          <w:color w:val="5F6F80"/>
+          <w:sz w:val="18"/>
+          <w:szCs w:val="18"/>
+        </w:rPr>
+        <w:t xml:space="preserve">  ·  Negativo</w:t>
+      </w:r>
+    </w:p>
+    <w:p>
+      <w:pPr>
+        <w:spacing w:after="40"/>
+      </w:pPr>
+      <w:r>
+        <w:rPr>
+          <w:b/>
+          <w:bCs/>
+          <w:color w:val="1FA6A2"/>
+          <w:sz w:val="22"/>
+          <w:szCs w:val="22"/>
+        </w:rPr>
+        <w:t xml:space="preserve">☐  </w:t>
+      </w:r>
+      <w:r>
+        <w:rPr>
+          <w:b/>
+          <w:bCs/>
+          <w:color w:val="12355B"/>
+          <w:sz w:val="20"/>
+          <w:szCs w:val="20"/>
+        </w:rPr>
+        <w:t xml:space="preserve">Absolute value</w:t>
+      </w:r>
+      <w:r>
+        <w:rPr>
+          <w:i/>
+          <w:iCs/>
+          <w:color w:val="5F6F80"/>
+          <w:sz w:val="18"/>
+          <w:szCs w:val="18"/>
+        </w:rPr>
+        <w:t xml:space="preserve">  ·  Valor absoluto</w:t>
+      </w:r>
+    </w:p>
+    <w:p>
+      <w:pPr>
+        <w:spacing w:after="40"/>
+      </w:pPr>
+      <w:r>
+        <w:rPr>
+          <w:b/>
+          <w:bCs/>
+          <w:color w:val="1FA6A2"/>
+          <w:sz w:val="22"/>
+          <w:szCs w:val="22"/>
+        </w:rPr>
+        <w:t xml:space="preserve">☐  </w:t>
+      </w:r>
+      <w:r>
+        <w:rPr>
+          <w:b/>
+          <w:bCs/>
+          <w:color w:val="12355B"/>
+          <w:sz w:val="20"/>
+          <w:szCs w:val="20"/>
+        </w:rPr>
+        <w:t xml:space="preserve">Opposite</w:t>
+      </w:r>
+      <w:r>
+        <w:rPr>
+          <w:i/>
+          <w:iCs/>
+          <w:color w:val="5F6F80"/>
+          <w:sz w:val="18"/>
+          <w:szCs w:val="18"/>
+        </w:rPr>
+        <w:t xml:space="preserve">  ·  Opuesto</w:t>
       </w:r>
     </w:p>
     <w:tbl>
@@ -2241,21 +2012,6 @@
           </w:tcPr>
           <w:p>
             <w:pPr>
-              <w:spacing w:after="50"/>
-            </w:pPr>
-            <w:r>
-              <w:rPr>
-                <w:i/>
-                <w:iCs/>
-                <w:color w:val="5F6F80"/>
-                <w:sz w:val="19"/>
-                <w:szCs w:val="19"/>
-              </w:rPr>
-              <w:t xml:space="preserve">This model shows the parts of an explanation. It does not answer your writing question.</w:t>
-            </w:r>
-          </w:p>
-          <w:p>
-            <w:pPr>
               <w:spacing w:after="80"/>
             </w:pPr>
             <w:r>
@@ -2266,58 +2022,14 @@
                 <w:sz w:val="19"/>
                 <w:szCs w:val="19"/>
               </w:rPr>
-              <w:t xml:space="preserve">Claim:  </w:t>
+              <w:t xml:space="preserve">Model:  </w:t>
             </w:r>
             <w:r>
               <w:rPr>
                 <w:sz w:val="19"/>
                 <w:szCs w:val="19"/>
               </w:rPr>
-              <w:t xml:space="preserve">-5 and 5 are the same distance from zero because ___.</w:t>
-            </w:r>
-          </w:p>
-          <w:p>
-            <w:pPr>
-              <w:spacing w:after="80"/>
-            </w:pPr>
-            <w:r>
-              <w:rPr>
-                <w:b/>
-                <w:bCs/>
-                <w:color w:val="12355B"/>
-                <w:sz w:val="19"/>
-                <w:szCs w:val="19"/>
-              </w:rPr>
-              <w:t xml:space="preserve">Evidence:  </w:t>
-            </w:r>
-            <w:r>
-              <w:rPr>
-                <w:sz w:val="19"/>
-                <w:szCs w:val="19"/>
-              </w:rPr>
-              <w:t xml:space="preserve">Student says both are 5 units from zero (same absolute value) but are opposites because of their signs.</w:t>
-            </w:r>
-          </w:p>
-          <w:p>
-            <w:pPr>
-              <w:spacing w:after="80"/>
-            </w:pPr>
-            <w:r>
-              <w:rPr>
-                <w:b/>
-                <w:bCs/>
-                <w:color w:val="12355B"/>
-                <w:sz w:val="19"/>
-                <w:szCs w:val="19"/>
-              </w:rPr>
-              <w:t xml:space="preserve">Reasoning:  </w:t>
-            </w:r>
-            <w:r>
-              <w:rPr>
-                <w:sz w:val="19"/>
-                <w:szCs w:val="19"/>
-              </w:rPr>
-              <w:t xml:space="preserve">This evidence connects the definition of absolute value to the mathematical claim.</w:t>
+              <w:t xml:space="preserve">-5 and 5 are the same distance from zero because ___. — Student says both are 5 units from zero (same absolute value) but are opposites because of their signs.</w:t>
             </w:r>
           </w:p>
         </w:tc>
@@ -2396,7 +2108,7 @@
           <w:sz w:val="21"/>
           <w:szCs w:val="21"/>
         </w:rPr>
-        <w:t xml:space="preserve">My answer is ___.</w:t>
+        <w:t xml:space="preserve">My answer is ___ because ___.</w:t>
       </w:r>
       <w:r>
         <w:rPr>
@@ -2407,7 +2119,7 @@
           <w:szCs w:val="19"/>
         </w:rPr>
         <w:br/>
-        <w:t xml:space="preserve">Mi respuesta es ___.</w:t>
+        <w:t xml:space="preserve">Mi respuesta es ___ porque ___.</w:t>
       </w:r>
     </w:p>
     <w:tbl>
@@ -2547,7 +2259,7 @@
           <w:sz w:val="21"/>
           <w:szCs w:val="21"/>
         </w:rPr>
-        <w:t xml:space="preserve">I know because ___.</w:t>
+        <w:t xml:space="preserve">My evidence is ___, so ___.</w:t>
       </w:r>
       <w:r>
         <w:rPr>
@@ -2558,31 +2270,7 @@
           <w:szCs w:val="19"/>
         </w:rPr>
         <w:br/>
-        <w:t xml:space="preserve">Lo sé porque ___.</w:t>
-      </w:r>
-    </w:p>
-    <w:p>
-      <w:pPr>
-        <w:spacing w:after="60"/>
-      </w:pPr>
-      <w:r>
-        <w:rPr>
-          <w:color w:val="1A2733"/>
-          <w:sz w:val="21"/>
-          <w:szCs w:val="21"/>
-        </w:rPr>
-        <w:t xml:space="preserve">So ___.</w:t>
-      </w:r>
-      <w:r>
-        <w:rPr>
-          <w:i/>
-          <w:iCs/>
-          <w:color w:val="5F6F80"/>
-          <w:sz w:val="19"/>
-          <w:szCs w:val="19"/>
-        </w:rPr>
-        <w:br/>
-        <w:t xml:space="preserve">Entonces ___.</w:t>
+        <w:t xml:space="preserve">Mi evidencia es ___, entonces ___.</w:t>
       </w:r>
     </w:p>
     <w:tbl>
@@ -2688,78 +2376,6 @@
         <w:t xml:space="preserve">Escribe una afirmación, da evidencia matemática y explica tu razonamiento.</w:t>
       </w:r>
     </w:p>
-    <w:p>
-      <w:pPr>
-        <w:spacing w:after="60"/>
-      </w:pPr>
-      <w:r>
-        <w:rPr>
-          <w:color w:val="1A2733"/>
-          <w:sz w:val="21"/>
-          <w:szCs w:val="21"/>
-        </w:rPr>
-        <w:t xml:space="preserve">My claim is ___.</w:t>
-      </w:r>
-      <w:r>
-        <w:rPr>
-          <w:i/>
-          <w:iCs/>
-          <w:color w:val="5F6F80"/>
-          <w:sz w:val="19"/>
-          <w:szCs w:val="19"/>
-        </w:rPr>
-        <w:br/>
-        <w:t xml:space="preserve">Mi afirmación es ___.</w:t>
-      </w:r>
-    </w:p>
-    <w:p>
-      <w:pPr>
-        <w:spacing w:after="60"/>
-      </w:pPr>
-      <w:r>
-        <w:rPr>
-          <w:color w:val="1A2733"/>
-          <w:sz w:val="21"/>
-          <w:szCs w:val="21"/>
-        </w:rPr>
-        <w:t xml:space="preserve">My math evidence is ___.</w:t>
-      </w:r>
-      <w:r>
-        <w:rPr>
-          <w:i/>
-          <w:iCs/>
-          <w:color w:val="5F6F80"/>
-          <w:sz w:val="19"/>
-          <w:szCs w:val="19"/>
-        </w:rPr>
-        <w:br/>
-        <w:t xml:space="preserve">Mi evidencia matemática es ___.</w:t>
-      </w:r>
-    </w:p>
-    <w:p>
-      <w:pPr>
-        <w:spacing w:after="60"/>
-      </w:pPr>
-      <w:r>
-        <w:rPr>
-          <w:color w:val="1A2733"/>
-          <w:sz w:val="21"/>
-          <w:szCs w:val="21"/>
-        </w:rPr>
-        <w:t xml:space="preserve">This proves ___ because ___.</w:t>
-      </w:r>
-      <w:r>
-        <w:rPr>
-          <w:i/>
-          <w:iCs/>
-          <w:color w:val="5F6F80"/>
-          <w:sz w:val="19"/>
-          <w:szCs w:val="19"/>
-        </w:rPr>
-        <w:br/>
-        <w:t xml:space="preserve">Esto demuestra ___ porque ___.</w:t>
-      </w:r>
-    </w:p>
     <w:tbl>
       <w:tblPr>
         <w:tblW w:type="pct" w:w="100%"/>
@@ -2842,7 +2458,7 @@
           <w:sz w:val="24"/>
           <w:szCs w:val="24"/>
         </w:rPr>
-        <w:t xml:space="preserve">4. Check Your Explanation</w:t>
+        <w:t xml:space="preserve">Check Your Explanation</w:t>
       </w:r>
       <w:r>
         <w:rPr>
@@ -2852,7 +2468,7 @@
           <w:sz w:val="19"/>
           <w:szCs w:val="19"/>
         </w:rPr>
-        <w:t xml:space="preserve">   five quick checks</w:t>
+        <w:t xml:space="preserve">   three quick checks</w:t>
       </w:r>
     </w:p>
     <w:p>
@@ -2876,17 +2492,6 @@
         </w:rPr>
         <w:t xml:space="preserve">I answered the question.</w:t>
       </w:r>
-      <w:r>
-        <w:rPr>
-          <w:i/>
-          <w:iCs/>
-          <w:color w:val="5F6F80"/>
-          <w:sz w:val="18"/>
-          <w:szCs w:val="18"/>
-        </w:rPr>
-        <w:br/>
-        <w:t xml:space="preserve">Respondí la pregunta.</w:t>
-      </w:r>
     </w:p>
     <w:p>
       <w:pPr>
@@ -2907,18 +2512,7 @@
           <w:sz w:val="20"/>
           <w:szCs w:val="20"/>
         </w:rPr>
-        <w:t xml:space="preserve">I used math evidence: numbers, an equation, a model, or a comparison.</w:t>
-      </w:r>
-      <w:r>
-        <w:rPr>
-          <w:i/>
-          <w:iCs/>
-          <w:color w:val="5F6F80"/>
-          <w:sz w:val="18"/>
-          <w:szCs w:val="18"/>
-        </w:rPr>
-        <w:br/>
-        <w:t xml:space="preserve">Usé evidencia matemática: números, una ecuación, un modelo o una comparación.</w:t>
+        <w:t xml:space="preserve">I used math evidence: numbers, an equation, or a model.</w:t>
       </w:r>
     </w:p>
     <w:p>
@@ -2940,84 +2534,7 @@
           <w:sz w:val="20"/>
           <w:szCs w:val="20"/>
         </w:rPr>
-        <w:t xml:space="preserve">I explained how the evidence proves my answer.</w:t>
-      </w:r>
-      <w:r>
-        <w:rPr>
-          <w:i/>
-          <w:iCs/>
-          <w:color w:val="5F6F80"/>
-          <w:sz w:val="18"/>
-          <w:szCs w:val="18"/>
-        </w:rPr>
-        <w:br/>
-        <w:t xml:space="preserve">Expliqué cómo la evidencia demuestra mi respuesta.</w:t>
-      </w:r>
-    </w:p>
-    <w:p>
-      <w:pPr>
-        <w:spacing w:after="80"/>
-      </w:pPr>
-      <w:r>
-        <w:rPr>
-          <w:b/>
-          <w:bCs/>
-          <w:color w:val="1FA6A2"/>
-          <w:sz w:val="22"/>
-          <w:szCs w:val="22"/>
-        </w:rPr>
-        <w:t xml:space="preserve">☐  </w:t>
-      </w:r>
-      <w:r>
-        <w:rPr>
-          <w:sz w:val="20"/>
-          <w:szCs w:val="20"/>
-        </w:rPr>
         <w:t xml:space="preserve">I used at least two math words.</w:t>
-      </w:r>
-      <w:r>
-        <w:rPr>
-          <w:i/>
-          <w:iCs/>
-          <w:color w:val="5F6F80"/>
-          <w:sz w:val="18"/>
-          <w:szCs w:val="18"/>
-        </w:rPr>
-        <w:br/>
-        <w:t xml:space="preserve">Usé por lo menos dos palabras matemáticas.</w:t>
-      </w:r>
-    </w:p>
-    <w:p>
-      <w:pPr>
-        <w:spacing w:after="80"/>
-      </w:pPr>
-      <w:r>
-        <w:rPr>
-          <w:b/>
-          <w:bCs/>
-          <w:color w:val="1FA6A2"/>
-          <w:sz w:val="22"/>
-          <w:szCs w:val="22"/>
-        </w:rPr>
-        <w:t xml:space="preserve">☐  </w:t>
-      </w:r>
-      <w:r>
-        <w:rPr>
-          <w:sz w:val="20"/>
-          <w:szCs w:val="20"/>
-        </w:rPr>
-        <w:t xml:space="preserve">I reread complete sentences and punctuation.</w:t>
-      </w:r>
-      <w:r>
-        <w:rPr>
-          <w:i/>
-          <w:iCs/>
-          <w:color w:val="5F6F80"/>
-          <w:sz w:val="18"/>
-          <w:szCs w:val="18"/>
-        </w:rPr>
-        <w:br/>
-        <w:t xml:space="preserve">Volví a leer mis oraciones completas y la puntuación.</w:t>
       </w:r>
     </w:p>
     <w:p>
@@ -3105,7 +2622,7 @@
                 <w:sz w:val="22"/>
                 <w:szCs w:val="22"/>
               </w:rPr>
-              <w:t xml:space="preserve">Treasure Map Elevation</w:t>
+              <w:t xml:space="preserve">Beaker Temperatures</w:t>
             </w:r>
           </w:p>
           <w:p>
@@ -3117,7 +2634,7 @@
                 <w:sz w:val="21"/>
                 <w:szCs w:val="21"/>
               </w:rPr>
-              <w:t xml:space="preserve">Captain Vega's treasure map has clues hidden at different elevations! Some treasures are buried underground (below sea level) and some are on mountaintops (above sea level). Sea level is marked as 0. A treasure chest is at -4 (4 meters below sea level) and a lookout tower is at +6 (6 meters above sea level). How far is each from sea level?</w:t>
+              <w:t xml:space="preserve">Claire is performing a science experiment with two liquids. The temperatures of the two liquids in Celsius are shown. She needs to use the beaker with the temperature that is closer to 0°C. Which beaker should Claire use?</w:t>
             </w:r>
           </w:p>
         </w:tc>
@@ -4407,6 +3924,136 @@
     </w:tbl>
     <w:p>
       <w:pPr>
+        <w:keepNext/>
+        <w:spacing w:after="60" w:before="160"/>
+      </w:pPr>
+      <w:r>
+        <w:rPr>
+          <w:b/>
+          <w:bCs/>
+          <w:color w:val="12355B"/>
+          <w:sz w:val="22"/>
+          <w:szCs w:val="22"/>
+        </w:rPr>
+        <w:t xml:space="preserve">2.  </w:t>
+      </w:r>
+      <w:r>
+        <w:rPr>
+          <w:b/>
+          <w:bCs/>
+          <w:sz w:val="21"/>
+          <w:szCs w:val="21"/>
+        </w:rPr>
+        <w:t xml:space="preserve">Which number has the LEAST absolute value: −1.5, 0.75, −1/4, or 2?</w:t>
+      </w:r>
+    </w:p>
+    <w:p>
+      <w:pPr>
+        <w:spacing w:after="40"/>
+        <w:ind w:left="420"/>
+      </w:pPr>
+      <w:r>
+        <w:rPr>
+          <w:sz w:val="20"/>
+          <w:szCs w:val="20"/>
+        </w:rPr>
+        <w:t xml:space="preserve">A)  −1/4</w:t>
+      </w:r>
+    </w:p>
+    <w:p>
+      <w:pPr>
+        <w:spacing w:after="40"/>
+        <w:ind w:left="420"/>
+      </w:pPr>
+      <w:r>
+        <w:rPr>
+          <w:sz w:val="20"/>
+          <w:szCs w:val="20"/>
+        </w:rPr>
+        <w:t xml:space="preserve">B)  0.75</w:t>
+      </w:r>
+    </w:p>
+    <w:p>
+      <w:pPr>
+        <w:spacing w:after="40"/>
+        <w:ind w:left="420"/>
+      </w:pPr>
+      <w:r>
+        <w:rPr>
+          <w:sz w:val="20"/>
+          <w:szCs w:val="20"/>
+        </w:rPr>
+        <w:t xml:space="preserve">C)  −1.5</w:t>
+      </w:r>
+    </w:p>
+    <w:p>
+      <w:pPr>
+        <w:spacing w:after="40"/>
+        <w:ind w:left="420"/>
+      </w:pPr>
+      <w:r>
+        <w:rPr>
+          <w:sz w:val="20"/>
+          <w:szCs w:val="20"/>
+        </w:rPr>
+        <w:t xml:space="preserve">D)  2</w:t>
+      </w:r>
+    </w:p>
+    <w:p>
+      <w:pPr>
+        <w:spacing w:after="20"/>
+      </w:pPr>
+      <w:r>
+        <w:t xml:space="preserve"/>
+      </w:r>
+    </w:p>
+    <w:tbl>
+      <w:tblPr>
+        <w:tblW w:type="pct" w:w="100%"/>
+        <w:tblBorders>
+          <w:top w:val="single" w:color="C7D2DD" w:sz="6"/>
+          <w:left w:val="single" w:color="C7D2DD" w:sz="6"/>
+          <w:bottom w:val="single" w:color="C7D2DD" w:sz="6"/>
+          <w:right w:val="single" w:color="C7D2DD" w:sz="6"/>
+          <w:insideH w:val="single" w:color="auto" w:sz="4"/>
+          <w:insideV w:val="single" w:color="auto" w:sz="4"/>
+        </w:tblBorders>
+      </w:tblPr>
+      <w:tblGrid>
+        <w:gridCol w:w="100"/>
+      </w:tblGrid>
+      <w:tr>
+        <w:tc>
+          <w:tcPr>
+            <w:shd w:fill="FBF3E2" w:color="auto" w:val="clear"/>
+            <w:tcMar>
+              <w:top w:type="dxa" w:w="60"/>
+              <w:left w:type="dxa" w:w="120"/>
+              <w:bottom w:type="dxa" w:w="60"/>
+              <w:right w:type="dxa" w:w="120"/>
+            </w:tcMar>
+          </w:tcPr>
+          <w:p>
+            <w:pPr>
+              <w:spacing w:after="0" w:line="320"/>
+            </w:pPr>
+            <w:r>
+              <w:t xml:space="preserve"/>
+            </w:r>
+          </w:p>
+          <w:p>
+            <w:pPr>
+              <w:spacing w:after="0" w:line="320"/>
+            </w:pPr>
+            <w:r>
+              <w:t xml:space="preserve"/>
+            </w:r>
+          </w:p>
+        </w:tc>
+      </w:tr>
+    </w:tbl>
+    <w:p>
+      <w:pPr>
         <w:pStyle w:val="Heading1"/>
         <w:keepNext/>
         <w:keepLines/>
@@ -4902,22 +4549,6 @@
     </w:p>
     <w:p>
       <w:pPr>
-        <w:pStyle w:val="Heading2"/>
-        <w:spacing w:after="80" w:before="180"/>
-      </w:pPr>
-      <w:r>
-        <w:rPr>
-          <w:b/>
-          <w:bCs/>
-          <w:color w:val="12355B"/>
-          <w:sz w:val="24"/>
-          <w:szCs w:val="24"/>
-        </w:rPr>
-        <w:t xml:space="preserve">On Level</w:t>
-      </w:r>
-    </w:p>
-    <w:p>
-      <w:pPr>
         <w:spacing w:after="80"/>
       </w:pPr>
       <w:r>
@@ -4934,7 +4565,7 @@
           <w:sz w:val="21"/>
           <w:szCs w:val="21"/>
         </w:rPr>
-        <w:t xml:space="preserve">A)  |-4| = |4| because both are 4 units from zero</w:t>
+        <w:t xml:space="preserve">A)  3/4</w:t>
       </w:r>
       <w:r>
         <w:rPr>
@@ -4944,7 +4575,7 @@
           <w:sz w:val="19"/>
           <w:szCs w:val="19"/>
         </w:rPr>
-        <w:t xml:space="preserve">  — Absolute value measures distance from zero. Both -4 and 4 are 4 units from zero, so |-4| = |4| = 4.</w:t>
+        <w:t xml:space="preserve">  — |−3/4| = 3/4. Absolute value is distance from zero, and −3/4 sits 3/4 of a unit from 0 — fractions work exactly like integers here.</w:t>
       </w:r>
     </w:p>
     <w:p>
@@ -4960,7 +4591,7 @@
           <w:sz w:val="24"/>
           <w:szCs w:val="24"/>
         </w:rPr>
-        <w:t xml:space="preserve">Exit Ticket</w:t>
+        <w:t xml:space="preserve">On Level</w:t>
       </w:r>
     </w:p>
     <w:p>
@@ -4969,10 +4600,19 @@
       </w:pPr>
       <w:r>
         <w:rPr>
-          <w:sz w:val="21"/>
-          <w:szCs w:val="21"/>
-        </w:rPr>
-        <w:t xml:space="preserve">B)  -8</w:t>
+          <w:b/>
+          <w:bCs/>
+          <w:sz w:val="21"/>
+          <w:szCs w:val="21"/>
+        </w:rPr>
+        <w:t xml:space="preserve">4.  </w:t>
+      </w:r>
+      <w:r>
+        <w:rPr>
+          <w:sz w:val="21"/>
+          <w:szCs w:val="21"/>
+        </w:rPr>
+        <w:t xml:space="preserve">A)  |-4| = |4| because both are 4 units from zero</w:t>
       </w:r>
       <w:r>
         <w:rPr>
@@ -4982,29 +4622,29 @@
           <w:sz w:val="19"/>
           <w:szCs w:val="19"/>
         </w:rPr>
-        <w:t xml:space="preserve">  — To the left of zero means negative. The integer -8 has an absolute value of 8 because it is 8 units from zero.</w:t>
-      </w:r>
-    </w:p>
-    <w:p>
-      <w:pPr>
-        <w:pStyle w:val="Heading2"/>
-        <w:spacing w:after="80" w:before="180"/>
-      </w:pPr>
-      <w:r>
-        <w:rPr>
-          <w:b/>
-          <w:bCs/>
-          <w:color w:val="12355B"/>
-          <w:sz w:val="24"/>
-          <w:szCs w:val="24"/>
-        </w:rPr>
-        <w:t xml:space="preserve">Math Writing Criteria</w:t>
-      </w:r>
-    </w:p>
-    <w:p>
-      <w:pPr>
-        <w:spacing w:after="100"/>
-      </w:pPr>
+        <w:t xml:space="preserve">  — Absolute value measures distance from zero. Both -4 and 4 are 4 units from zero, so |-4| = |4| = 4.</w:t>
+      </w:r>
+    </w:p>
+    <w:p>
+      <w:pPr>
+        <w:spacing w:after="80"/>
+      </w:pPr>
+      <w:r>
+        <w:rPr>
+          <w:b/>
+          <w:bCs/>
+          <w:sz w:val="21"/>
+          <w:szCs w:val="21"/>
+        </w:rPr>
+        <w:t xml:space="preserve">5.  </w:t>
+      </w:r>
+      <w:r>
+        <w:rPr>
+          <w:sz w:val="21"/>
+          <w:szCs w:val="21"/>
+        </w:rPr>
+        <w:t xml:space="preserve">A)  −1/4</w:t>
+      </w:r>
       <w:r>
         <w:rPr>
           <w:i/>
@@ -5013,6 +4653,75 @@
           <w:sz w:val="19"/>
           <w:szCs w:val="19"/>
         </w:rPr>
+        <w:t xml:space="preserve">  — |−1/4| = 0.25, |0.75| = 0.75, |−1.5| = 1.5, |2| = 2. The number CLOSEST to zero — regardless of sign — is −1/4.</w:t>
+      </w:r>
+    </w:p>
+    <w:p>
+      <w:pPr>
+        <w:pStyle w:val="Heading2"/>
+        <w:spacing w:after="80" w:before="180"/>
+      </w:pPr>
+      <w:r>
+        <w:rPr>
+          <w:b/>
+          <w:bCs/>
+          <w:color w:val="12355B"/>
+          <w:sz w:val="24"/>
+          <w:szCs w:val="24"/>
+        </w:rPr>
+        <w:t xml:space="preserve">Exit Ticket</w:t>
+      </w:r>
+    </w:p>
+    <w:p>
+      <w:pPr>
+        <w:spacing w:after="80"/>
+      </w:pPr>
+      <w:r>
+        <w:rPr>
+          <w:sz w:val="21"/>
+          <w:szCs w:val="21"/>
+        </w:rPr>
+        <w:t xml:space="preserve">B)  -8</w:t>
+      </w:r>
+      <w:r>
+        <w:rPr>
+          <w:i/>
+          <w:iCs/>
+          <w:color w:val="5F6F80"/>
+          <w:sz w:val="19"/>
+          <w:szCs w:val="19"/>
+        </w:rPr>
+        <w:t xml:space="preserve">  — To the left of zero means negative. The integer -8 has an absolute value of 8 because it is 8 units from zero.</w:t>
+      </w:r>
+    </w:p>
+    <w:p>
+      <w:pPr>
+        <w:pStyle w:val="Heading2"/>
+        <w:spacing w:after="80" w:before="180"/>
+      </w:pPr>
+      <w:r>
+        <w:rPr>
+          <w:b/>
+          <w:bCs/>
+          <w:color w:val="12355B"/>
+          <w:sz w:val="24"/>
+          <w:szCs w:val="24"/>
+        </w:rPr>
+        <w:t xml:space="preserve">Math Writing Criteria</w:t>
+      </w:r>
+    </w:p>
+    <w:p>
+      <w:pPr>
+        <w:spacing w:after="100"/>
+      </w:pPr>
+      <w:r>
+        <w:rPr>
+          <w:i/>
+          <w:iCs/>
+          <w:color w:val="5F6F80"/>
+          <w:sz w:val="19"/>
+          <w:szCs w:val="19"/>
+        </w:rPr>
         <w:t xml:space="preserve">The support level changes the amount of language scaffolding, not the mathematical expectation.</w:t>
       </w:r>
     </w:p>
@@ -5025,7 +4734,7 @@
           <w:sz w:val="20"/>
           <w:szCs w:val="20"/>
         </w:rPr>
-        <w:t xml:space="preserve">☐  I answered the question.</w:t>
+        <w:t xml:space="preserve">☐  The answer to the math question is correct.</w:t>
       </w:r>
     </w:p>
     <w:p>
@@ -5037,7 +4746,7 @@
           <w:sz w:val="20"/>
           <w:szCs w:val="20"/>
         </w:rPr>
-        <w:t xml:space="preserve">☐  I used math evidence: numbers, an equation, a model, or a comparison.</w:t>
+        <w:t xml:space="preserve">☐  The evidence is real lesson mathematics (numbers, equation, or model), not restated claim.</w:t>
       </w:r>
     </w:p>
     <w:p>
@@ -5049,31 +4758,7 @@
           <w:sz w:val="20"/>
           <w:szCs w:val="20"/>
         </w:rPr>
-        <w:t xml:space="preserve">☐  I explained how the evidence proves my answer.</w:t>
-      </w:r>
-    </w:p>
-    <w:p>
-      <w:pPr>
-        <w:spacing w:after="80"/>
-      </w:pPr>
-      <w:r>
-        <w:rPr>
-          <w:sz w:val="20"/>
-          <w:szCs w:val="20"/>
-        </w:rPr>
-        <w:t xml:space="preserve">☐  I used at least two math words.</w:t>
-      </w:r>
-    </w:p>
-    <w:p>
-      <w:pPr>
-        <w:spacing w:after="80"/>
-      </w:pPr>
-      <w:r>
-        <w:rPr>
-          <w:sz w:val="20"/>
-          <w:szCs w:val="20"/>
-        </w:rPr>
-        <w:t xml:space="preserve">☐  I reread complete sentences and punctuation.</w:t>
+        <w:t xml:space="preserve">☐  The support level changed the language scaffolding, never the mathematical expectation.</w:t>
       </w:r>
     </w:p>
     <w:sectPr>
